--- a/fåglar/A 54462-2025 prioriterade fågelarter.docx
+++ b/fåglar/A 54462-2025 prioriterade fågelarter.docx
@@ -519,7 +519,7 @@
     <w:p/>
     <w:p>
       <w:r>
-        <w:t>2025-12-10</w:t>
+        <w:t>2025-12-11</w:t>
       </w:r>
       <w:r>
         <w:t xml:space="preserve"> </w:t>

--- a/fåglar/A 54462-2025 prioriterade fågelarter.docx
+++ b/fåglar/A 54462-2025 prioriterade fågelarter.docx
@@ -519,7 +519,7 @@
     <w:p/>
     <w:p>
       <w:r>
-        <w:t>2025-12-11</w:t>
+        <w:t>2025-12-12</w:t>
       </w:r>
       <w:r>
         <w:t xml:space="preserve"> </w:t>

--- a/fåglar/A 54462-2025 prioriterade fågelarter.docx
+++ b/fåglar/A 54462-2025 prioriterade fågelarter.docx
@@ -519,7 +519,7 @@
     <w:p/>
     <w:p>
       <w:r>
-        <w:t>2025-12-12</w:t>
+        <w:t>2025-12-13</w:t>
       </w:r>
       <w:r>
         <w:t xml:space="preserve"> </w:t>

--- a/fåglar/A 54462-2025 prioriterade fågelarter.docx
+++ b/fåglar/A 54462-2025 prioriterade fågelarter.docx
@@ -519,7 +519,7 @@
     <w:p/>
     <w:p>
       <w:r>
-        <w:t>2025-12-19</w:t>
+        <w:t>2025-12-20</w:t>
       </w:r>
       <w:r>
         <w:t xml:space="preserve"> </w:t>

--- a/fåglar/A 54462-2025 prioriterade fågelarter.docx
+++ b/fåglar/A 54462-2025 prioriterade fågelarter.docx
@@ -519,7 +519,7 @@
     <w:p/>
     <w:p>
       <w:r>
-        <w:t>2025-12-20</w:t>
+        <w:t>2025-12-21</w:t>
       </w:r>
       <w:r>
         <w:t xml:space="preserve"> </w:t>

--- a/fåglar/A 54462-2025 prioriterade fågelarter.docx
+++ b/fåglar/A 54462-2025 prioriterade fågelarter.docx
@@ -519,7 +519,7 @@
     <w:p/>
     <w:p>
       <w:r>
-        <w:t>2025-12-21</w:t>
+        <w:t>2025-12-22</w:t>
       </w:r>
       <w:r>
         <w:t xml:space="preserve"> </w:t>

--- a/fåglar/A 54462-2025 prioriterade fågelarter.docx
+++ b/fåglar/A 54462-2025 prioriterade fågelarter.docx
@@ -519,7 +519,7 @@
     <w:p/>
     <w:p>
       <w:r>
-        <w:t>2025-12-22</w:t>
+        <w:t>2025-12-26</w:t>
       </w:r>
       <w:r>
         <w:t xml:space="preserve"> </w:t>

--- a/fåglar/A 54462-2025 prioriterade fågelarter.docx
+++ b/fåglar/A 54462-2025 prioriterade fågelarter.docx
@@ -519,7 +519,7 @@
     <w:p/>
     <w:p>
       <w:r>
-        <w:t>2026-01-07</w:t>
+        <w:t>2026-01-08</w:t>
       </w:r>
       <w:r>
         <w:t xml:space="preserve"> </w:t>

--- a/fåglar/A 54462-2025 prioriterade fågelarter.docx
+++ b/fåglar/A 54462-2025 prioriterade fågelarter.docx
@@ -519,7 +519,7 @@
     <w:p/>
     <w:p>
       <w:r>
-        <w:t>2026-01-08</w:t>
+        <w:t>2026-01-09</w:t>
       </w:r>
       <w:r>
         <w:t xml:space="preserve"> </w:t>

--- a/fåglar/A 54462-2025 prioriterade fågelarter.docx
+++ b/fåglar/A 54462-2025 prioriterade fågelarter.docx
@@ -519,7 +519,7 @@
     <w:p/>
     <w:p>
       <w:r>
-        <w:t>2026-01-09</w:t>
+        <w:t>2026-01-10</w:t>
       </w:r>
       <w:r>
         <w:t xml:space="preserve"> </w:t>

--- a/fåglar/A 54462-2025 prioriterade fågelarter.docx
+++ b/fåglar/A 54462-2025 prioriterade fågelarter.docx
@@ -519,7 +519,7 @@
     <w:p/>
     <w:p>
       <w:r>
-        <w:t>2026-01-10</w:t>
+        <w:t>2026-01-11</w:t>
       </w:r>
       <w:r>
         <w:t xml:space="preserve"> </w:t>

--- a/fåglar/A 54462-2025 prioriterade fågelarter.docx
+++ b/fåglar/A 54462-2025 prioriterade fågelarter.docx
@@ -519,7 +519,7 @@
     <w:p/>
     <w:p>
       <w:r>
-        <w:t>2026-01-11</w:t>
+        <w:t>2026-01-12</w:t>
       </w:r>
       <w:r>
         <w:t xml:space="preserve"> </w:t>

--- a/fåglar/A 54462-2025 prioriterade fågelarter.docx
+++ b/fåglar/A 54462-2025 prioriterade fågelarter.docx
@@ -519,7 +519,7 @@
     <w:p/>
     <w:p>
       <w:r>
-        <w:t>2026-01-12</w:t>
+        <w:t>2026-01-13</w:t>
       </w:r>
       <w:r>
         <w:t xml:space="preserve"> </w:t>

--- a/fåglar/A 54462-2025 prioriterade fågelarter.docx
+++ b/fåglar/A 54462-2025 prioriterade fågelarter.docx
@@ -519,7 +519,7 @@
     <w:p/>
     <w:p>
       <w:r>
-        <w:t>2026-01-13</w:t>
+        <w:t>2026-01-14</w:t>
       </w:r>
       <w:r>
         <w:t xml:space="preserve"> </w:t>
